--- a/docs/inventory/krolikovodstvo/docx/T02-scale-phase.docx
+++ b/docs/inventory/krolikovodstvo/docx/T02-scale-phase.docx
@@ -62,6 +62,21 @@
       </w:pPr>
       <w:r>
         <w:t>Источник: docs/graphify-corpus/01-vvedenie-i-resume.md</w:t>
+      </w:r>
+    </w:p>
+    <w:p>
+      <w:r>
+        <w:t>Ссылки на исходный ТЭО (файл:строка):</w:t>
+      </w:r>
+    </w:p>
+    <w:p>
+      <w:r>
+        <w:rPr>
+          <w:rFonts w:ascii="Consolas" w:hAnsi="Consolas"/>
+          <w:color w:val="1A568E"/>
+          <w:sz w:val="18"/>
+        </w:rPr>
+        <w:t>↳ docs/graphify-corpus/01-vvedenie-i-resume.md:711–901</w:t>
       </w:r>
     </w:p>
     <w:p>
@@ -519,6 +534,21 @@
       </w:r>
     </w:p>
     <w:p>
+      <w:r>
+        <w:t>Ссылки на исходный ТЭО (файл:строка):</w:t>
+      </w:r>
+    </w:p>
+    <w:p>
+      <w:r>
+        <w:rPr>
+          <w:rFonts w:ascii="Consolas" w:hAnsi="Consolas"/>
+          <w:color w:val="1A568E"/>
+          <w:sz w:val="18"/>
+        </w:rPr>
+        <w:t>↳ docs/graphify-corpus/00-summary.md:13–19</w:t>
+      </w:r>
+    </w:p>
+    <w:p>
       <w:pPr>
         <w:pStyle w:val="Heading3"/>
       </w:pPr>
@@ -549,6 +579,69 @@
       </w:pPr>
       <w:r>
         <w:t>Источник: docs/teo/01-23-потенциал-существующий-и-прогнозируемый.md</w:t>
+      </w:r>
+    </w:p>
+    <w:p>
+      <w:r>
+        <w:t>Ссылки на исходный ТЭО (файл:строка):</w:t>
+      </w:r>
+    </w:p>
+    <w:p>
+      <w:r>
+        <w:rPr>
+          <w:rFonts w:ascii="Consolas" w:hAnsi="Consolas"/>
+          <w:color w:val="1A568E"/>
+          <w:sz w:val="18"/>
+        </w:rPr>
+        <w:t>↳ docs/teo/01-23-потенциал-существующий-и-прогнозируемый.md:1–50</w:t>
+      </w:r>
+    </w:p>
+    <w:p>
+      <w:r>
+        <w:rPr>
+          <w:rFonts w:ascii="Consolas" w:hAnsi="Consolas"/>
+          <w:color w:val="1A568E"/>
+          <w:sz w:val="18"/>
+        </w:rPr>
+        <w:t>↳ docs/teo/01-23-потенциал-существующий-и-прогнозируемый.md:54–69</w:t>
+      </w:r>
+    </w:p>
+    <w:p>
+      <w:r>
+        <w:rPr>
+          <w:rFonts w:ascii="Consolas" w:hAnsi="Consolas"/>
+          <w:color w:val="1A568E"/>
+          <w:sz w:val="18"/>
+        </w:rPr>
+        <w:t>↳ docs/teo/01-23-потенциал-существующий-и-прогнозируемый.md:76–106</w:t>
+      </w:r>
+    </w:p>
+    <w:p>
+      <w:r>
+        <w:rPr>
+          <w:rFonts w:ascii="Consolas" w:hAnsi="Consolas"/>
+          <w:color w:val="1A568E"/>
+          <w:sz w:val="18"/>
+        </w:rPr>
+        <w:t>↳ docs/teo/01-23-потенциал-существующий-и-прогнозируемый.md:160–168</w:t>
+      </w:r>
+    </w:p>
+    <w:p>
+      <w:r>
+        <w:rPr>
+          <w:rFonts w:ascii="Consolas" w:hAnsi="Consolas"/>
+          <w:color w:val="1A568E"/>
+          <w:sz w:val="18"/>
+        </w:rPr>
+        <w:t>↳ docs/teo/01-23-потенциал-существующий-и-прогнозируемый.md:172–180</w:t>
+      </w:r>
+    </w:p>
+    <w:p>
+      <w:pPr>
+        <w:pStyle w:val="Heading3"/>
+      </w:pPr>
+      <w:r>
+        <w:t>Фрагмент docs/teo/01-23-потенциал-существующий-и-прогнозируемый.md:1–50</w:t>
       </w:r>
     </w:p>
     <w:p>
@@ -671,6 +764,14 @@
       </w:r>
     </w:p>
     <w:p>
+      <w:pPr>
+        <w:pStyle w:val="Heading3"/>
+      </w:pPr>
+      <w:r>
+        <w:t>Фрагмент docs/teo/01-23-потенциал-существующий-и-прогнозируемый.md:54–69</w:t>
+      </w:r>
+    </w:p>
+    <w:p>
       <w:r>
         <w:t>Размер: Крупный и мощный, с хорошо развитой мускулатурой.</w:t>
         <w:br/>
@@ -704,6 +805,14 @@
     <w:p>
       <w:r>
         <w:t>Итальянский пятнистый самец (Italian Spotted Buck):</w:t>
+      </w:r>
+    </w:p>
+    <w:p>
+      <w:pPr>
+        <w:pStyle w:val="Heading3"/>
+      </w:pPr>
+      <w:r>
+        <w:t>Фрагмент docs/teo/01-23-потенциал-существующий-и-прогнозируемый.md:76–106</w:t>
       </w:r>
     </w:p>
     <w:p>
@@ -783,6 +892,14 @@
       </w:r>
     </w:p>
     <w:p>
+      <w:pPr>
+        <w:pStyle w:val="Heading3"/>
+      </w:pPr>
+      <w:r>
+        <w:t>Фрагмент docs/teo/01-23-потенциал-существующий-и-прогнозируемый.md:160–168</w:t>
+      </w:r>
+    </w:p>
+    <w:p>
       <w:r>
         <w:t>Основной концепцией данного проекта является:</w:t>
       </w:r>
@@ -800,6 +917,14 @@
         <w:t>Организация безотходного производства: Внедрение технологий, которые минимизируют отходы и увеличивают переработку.</w:t>
         <w:br/>
         <w:t>Снижение себестоимости продукции до нуля: За счет оптимизации производственных процессов и переработки отходов.</w:t>
+      </w:r>
+    </w:p>
+    <w:p>
+      <w:pPr>
+        <w:pStyle w:val="Heading3"/>
+      </w:pPr>
+      <w:r>
+        <w:t>Фрагмент docs/teo/01-23-потенциал-существующий-и-прогнозируемый.md:172–180</w:t>
       </w:r>
     </w:p>
     <w:p>
@@ -830,6 +955,21 @@
       </w:pPr>
       <w:r>
         <w:t>Источник: docs/scenarios/baseline.yaml</w:t>
+      </w:r>
+    </w:p>
+    <w:p>
+      <w:r>
+        <w:t>Ссылки на исходный ТЭО (файл:строка):</w:t>
+      </w:r>
+    </w:p>
+    <w:p>
+      <w:r>
+        <w:rPr>
+          <w:rFonts w:ascii="Consolas" w:hAnsi="Consolas"/>
+          <w:color w:val="1A568E"/>
+          <w:sz w:val="18"/>
+        </w:rPr>
+        <w:t>↳ docs/scenarios/baseline.yaml:1–76</w:t>
       </w:r>
     </w:p>
     <w:p>

--- a/docs/inventory/krolikovodstvo/docx/T02-scale-phase.docx
+++ b/docs/inventory/krolikovodstvo/docx/T02-scale-phase.docx
@@ -76,7 +76,7 @@
           <w:color w:val="1A568E"/>
           <w:sz w:val="18"/>
         </w:rPr>
-        <w:t>↳ docs/graphify-corpus/01-vvedenie-i-resume.md:711–901</w:t>
+        <w:t>↳ docs/graphify-corpus/01-vvedenie-i-resume.md:711–902</w:t>
       </w:r>
     </w:p>
     <w:p>
@@ -545,7 +545,7 @@
           <w:color w:val="1A568E"/>
           <w:sz w:val="18"/>
         </w:rPr>
-        <w:t>↳ docs/graphify-corpus/00-summary.md:13–19</w:t>
+        <w:t>↳ docs/graphify-corpus/00-summary.md:13–20</w:t>
       </w:r>
     </w:p>
     <w:p>
